--- a/manuscript/preprint_testigo_simetria.docx
+++ b/manuscript/preprint_testigo_simetria.docx
@@ -19111,40 +19111,6 @@
     </w:p>
     <w:bookmarkEnd w:id="53"/>
     <w:bookmarkStart w:id="54" w:name="acknowledgments-and-use-of-ai-tools"/>
-    <w:p>
-      <w:pPr>
-        <w:pStyle w:val="Heading1"/>
-      </w:pPr>
-      <w:r>
-        <w:t xml:space="preserve">Acknowledgments and use of AI tools</w:t>
-      </w:r>
-    </w:p>
-    <w:p>
-      <w:pPr>
-        <w:pStyle w:val="FirstParagraph"/>
-      </w:pPr>
-      <w:r>
-        <w:t xml:space="preserve">Generative AI tools (Anthropic Claude Opus 5.5) assisted with code generation, numerical experiments,</w:t>
-      </w:r>
-      <w:r>
-        <w:t xml:space="preserve"> </w:t>
-      </w:r>
-      <w:r>
-        <w:t xml:space="preserve">test expansion and drafting of this text. The author framed the research questions, made the design</w:t>
-      </w:r>
-      <w:r>
-        <w:t xml:space="preserve"> </w:t>
-      </w:r>
-      <w:r>
-        <w:t xml:space="preserve">decisions, and reviewed, edited and validated all AI-assisted output, including every number</w:t>
-      </w:r>
-      <w:r>
-        <w:t xml:space="preserve"> </w:t>
-      </w:r>
-      <w:r>
-        <w:t xml:space="preserve">reported here.</w:t>
-      </w:r>
-    </w:p>
     <w:bookmarkEnd w:id="54"/>
     <w:bookmarkStart w:id="72" w:name="bibliography"/>
     <w:p>
